--- a/tillsyn/A 16190-2025 tillsynsbegäran.docx
+++ b/tillsyn/A 16190-2025 tillsynsbegäran.docx
@@ -689,7 +689,7 @@
     <w:r>
       <w:tab/>
       <w:tab/>
-      <w:t>2025-07-11</w:t>
+      <w:t>2025-07-12</w:t>
       <w:br/>
       <w:br/>
     </w:r>

--- a/tillsyn/A 16190-2025 tillsynsbegäran.docx
+++ b/tillsyn/A 16190-2025 tillsynsbegäran.docx
@@ -689,7 +689,7 @@
     <w:r>
       <w:tab/>
       <w:tab/>
-      <w:t>2025-07-12</w:t>
+      <w:t>2025-07-13</w:t>
       <w:br/>
       <w:br/>
     </w:r>

--- a/tillsyn/A 16190-2025 tillsynsbegäran.docx
+++ b/tillsyn/A 16190-2025 tillsynsbegäran.docx
@@ -689,7 +689,7 @@
     <w:r>
       <w:tab/>
       <w:tab/>
-      <w:t>2025-07-13</w:t>
+      <w:t>2025-07-14</w:t>
       <w:br/>
       <w:br/>
     </w:r>

--- a/tillsyn/A 16190-2025 tillsynsbegäran.docx
+++ b/tillsyn/A 16190-2025 tillsynsbegäran.docx
@@ -727,7 +727,7 @@
     <w:r>
       <w:tab/>
       <w:tab/>
-      <w:t>2025-08-06</w:t>
+      <w:t>2025-08-09</w:t>
       <w:br/>
       <w:br/>
     </w:r>

--- a/tillsyn/A 16190-2025 tillsynsbegäran.docx
+++ b/tillsyn/A 16190-2025 tillsynsbegäran.docx
@@ -12,7 +12,7 @@
     </w:p>
     <w:p>
       <w:r>
-        <w:t>Detta dokument behandlar höga naturvärden i avverkningsanmälan A 16190-2025 i Skellefteå kommun. Denna avverkningsanmälan inkom 2025-04-03 och omfattar 5,6 ha.</w:t>
+        <w:t>Detta dokument behandlar höga naturvärden i avverkningsanmälan A 16190-2025 i Skellefteå kommun. Denna avverkningsanmälan inkom 2025-04-03 00:00:00 och omfattar 5,6 ha.</w:t>
       </w:r>
     </w:p>
     <w:p>

--- a/tillsyn/A 16190-2025 tillsynsbegäran.docx
+++ b/tillsyn/A 16190-2025 tillsynsbegäran.docx
@@ -727,7 +727,7 @@
     <w:r>
       <w:tab/>
       <w:tab/>
-      <w:t>2025-08-09</w:t>
+      <w:t>2025-08-10</w:t>
       <w:br/>
       <w:br/>
     </w:r>

--- a/tillsyn/A 16190-2025 tillsynsbegäran.docx
+++ b/tillsyn/A 16190-2025 tillsynsbegäran.docx
@@ -727,7 +727,7 @@
     <w:r>
       <w:tab/>
       <w:tab/>
-      <w:t>2025-08-10</w:t>
+      <w:t>2025-08-11</w:t>
       <w:br/>
       <w:br/>
     </w:r>

--- a/tillsyn/A 16190-2025 tillsynsbegäran.docx
+++ b/tillsyn/A 16190-2025 tillsynsbegäran.docx
@@ -727,7 +727,7 @@
     <w:r>
       <w:tab/>
       <w:tab/>
-      <w:t>2025-08-11</w:t>
+      <w:t>2025-08-12</w:t>
       <w:br/>
       <w:br/>
     </w:r>

--- a/tillsyn/A 16190-2025 tillsynsbegäran.docx
+++ b/tillsyn/A 16190-2025 tillsynsbegäran.docx
@@ -727,7 +727,7 @@
     <w:r>
       <w:tab/>
       <w:tab/>
-      <w:t>2025-08-12</w:t>
+      <w:t>2025-08-13</w:t>
       <w:br/>
       <w:br/>
     </w:r>

--- a/tillsyn/A 16190-2025 tillsynsbegäran.docx
+++ b/tillsyn/A 16190-2025 tillsynsbegäran.docx
@@ -727,7 +727,7 @@
     <w:r>
       <w:tab/>
       <w:tab/>
-      <w:t>2025-08-13</w:t>
+      <w:t>2025-08-14</w:t>
       <w:br/>
       <w:br/>
     </w:r>

--- a/tillsyn/A 16190-2025 tillsynsbegäran.docx
+++ b/tillsyn/A 16190-2025 tillsynsbegäran.docx
@@ -727,7 +727,7 @@
     <w:r>
       <w:tab/>
       <w:tab/>
-      <w:t>2025-08-14</w:t>
+      <w:t>2025-08-15</w:t>
       <w:br/>
       <w:br/>
     </w:r>

--- a/tillsyn/A 16190-2025 tillsynsbegäran.docx
+++ b/tillsyn/A 16190-2025 tillsynsbegäran.docx
@@ -727,7 +727,7 @@
     <w:r>
       <w:tab/>
       <w:tab/>
-      <w:t>2025-08-15</w:t>
+      <w:t>2025-08-16</w:t>
       <w:br/>
       <w:br/>
     </w:r>

--- a/tillsyn/A 16190-2025 tillsynsbegäran.docx
+++ b/tillsyn/A 16190-2025 tillsynsbegäran.docx
@@ -727,7 +727,7 @@
     <w:r>
       <w:tab/>
       <w:tab/>
-      <w:t>2025-08-16</w:t>
+      <w:t>2025-08-17</w:t>
       <w:br/>
       <w:br/>
     </w:r>

--- a/tillsyn/A 16190-2025 tillsynsbegäran.docx
+++ b/tillsyn/A 16190-2025 tillsynsbegäran.docx
@@ -727,7 +727,7 @@
     <w:r>
       <w:tab/>
       <w:tab/>
-      <w:t>2025-08-17</w:t>
+      <w:t>2025-08-18</w:t>
       <w:br/>
       <w:br/>
     </w:r>

--- a/tillsyn/A 16190-2025 tillsynsbegäran.docx
+++ b/tillsyn/A 16190-2025 tillsynsbegäran.docx
@@ -727,7 +727,7 @@
     <w:r>
       <w:tab/>
       <w:tab/>
-      <w:t>2025-08-18</w:t>
+      <w:t>2025-08-19</w:t>
       <w:br/>
       <w:br/>
     </w:r>

--- a/tillsyn/A 16190-2025 tillsynsbegäran.docx
+++ b/tillsyn/A 16190-2025 tillsynsbegäran.docx
@@ -727,7 +727,7 @@
     <w:r>
       <w:tab/>
       <w:tab/>
-      <w:t>2025-08-19</w:t>
+      <w:t>2025-08-20</w:t>
       <w:br/>
       <w:br/>
     </w:r>

--- a/tillsyn/A 16190-2025 tillsynsbegäran.docx
+++ b/tillsyn/A 16190-2025 tillsynsbegäran.docx
@@ -727,7 +727,7 @@
     <w:r>
       <w:tab/>
       <w:tab/>
-      <w:t>2025-08-20</w:t>
+      <w:t>2025-08-21</w:t>
       <w:br/>
       <w:br/>
     </w:r>

--- a/tillsyn/A 16190-2025 tillsynsbegäran.docx
+++ b/tillsyn/A 16190-2025 tillsynsbegäran.docx
@@ -727,7 +727,7 @@
     <w:r>
       <w:tab/>
       <w:tab/>
-      <w:t>2025-08-21</w:t>
+      <w:t>2025-08-22</w:t>
       <w:br/>
       <w:br/>
     </w:r>

--- a/tillsyn/A 16190-2025 tillsynsbegäran.docx
+++ b/tillsyn/A 16190-2025 tillsynsbegäran.docx
@@ -727,7 +727,7 @@
     <w:r>
       <w:tab/>
       <w:tab/>
-      <w:t>2025-08-22</w:t>
+      <w:t>2025-08-23</w:t>
       <w:br/>
       <w:br/>
     </w:r>

--- a/tillsyn/A 16190-2025 tillsynsbegäran.docx
+++ b/tillsyn/A 16190-2025 tillsynsbegäran.docx
@@ -727,7 +727,7 @@
     <w:r>
       <w:tab/>
       <w:tab/>
-      <w:t>2025-08-23</w:t>
+      <w:t>2025-08-24</w:t>
       <w:br/>
       <w:br/>
     </w:r>

--- a/tillsyn/A 16190-2025 tillsynsbegäran.docx
+++ b/tillsyn/A 16190-2025 tillsynsbegäran.docx
@@ -727,7 +727,7 @@
     <w:r>
       <w:tab/>
       <w:tab/>
-      <w:t>2025-08-24</w:t>
+      <w:t>2025-08-25</w:t>
       <w:br/>
       <w:br/>
     </w:r>

--- a/tillsyn/A 16190-2025 tillsynsbegäran.docx
+++ b/tillsyn/A 16190-2025 tillsynsbegäran.docx
@@ -727,7 +727,7 @@
     <w:r>
       <w:tab/>
       <w:tab/>
-      <w:t>2025-08-25</w:t>
+      <w:t>2025-08-26</w:t>
       <w:br/>
       <w:br/>
     </w:r>

--- a/tillsyn/A 16190-2025 tillsynsbegäran.docx
+++ b/tillsyn/A 16190-2025 tillsynsbegäran.docx
@@ -727,7 +727,7 @@
     <w:r>
       <w:tab/>
       <w:tab/>
-      <w:t>2025-08-26</w:t>
+      <w:t>2025-08-30</w:t>
       <w:br/>
       <w:br/>
     </w:r>

--- a/tillsyn/A 16190-2025 tillsynsbegäran.docx
+++ b/tillsyn/A 16190-2025 tillsynsbegäran.docx
@@ -727,7 +727,7 @@
     <w:r>
       <w:tab/>
       <w:tab/>
-      <w:t>2025-08-30</w:t>
+      <w:t>2025-08-31</w:t>
       <w:br/>
       <w:br/>
     </w:r>

--- a/tillsyn/A 16190-2025 tillsynsbegäran.docx
+++ b/tillsyn/A 16190-2025 tillsynsbegäran.docx
@@ -727,7 +727,7 @@
     <w:r>
       <w:tab/>
       <w:tab/>
-      <w:t>2025-08-31</w:t>
+      <w:t>2025-09-01</w:t>
       <w:br/>
       <w:br/>
     </w:r>

--- a/tillsyn/A 16190-2025 tillsynsbegäran.docx
+++ b/tillsyn/A 16190-2025 tillsynsbegäran.docx
@@ -727,7 +727,7 @@
     <w:r>
       <w:tab/>
       <w:tab/>
-      <w:t>2025-09-01</w:t>
+      <w:t>2025-09-04</w:t>
       <w:br/>
       <w:br/>
     </w:r>

--- a/tillsyn/A 16190-2025 tillsynsbegäran.docx
+++ b/tillsyn/A 16190-2025 tillsynsbegäran.docx
@@ -727,7 +727,7 @@
     <w:r>
       <w:tab/>
       <w:tab/>
-      <w:t>2025-09-04</w:t>
+      <w:t>2025-09-05</w:t>
       <w:br/>
       <w:br/>
     </w:r>

--- a/tillsyn/A 16190-2025 tillsynsbegäran.docx
+++ b/tillsyn/A 16190-2025 tillsynsbegäran.docx
@@ -727,7 +727,7 @@
     <w:r>
       <w:tab/>
       <w:tab/>
-      <w:t>2025-09-05</w:t>
+      <w:t>2025-09-07</w:t>
       <w:br/>
       <w:br/>
     </w:r>

--- a/tillsyn/A 16190-2025 tillsynsbegäran.docx
+++ b/tillsyn/A 16190-2025 tillsynsbegäran.docx
@@ -727,7 +727,7 @@
     <w:r>
       <w:tab/>
       <w:tab/>
-      <w:t>2025-09-07</w:t>
+      <w:t>2025-09-08</w:t>
       <w:br/>
       <w:br/>
     </w:r>

--- a/tillsyn/A 16190-2025 tillsynsbegäran.docx
+++ b/tillsyn/A 16190-2025 tillsynsbegäran.docx
@@ -727,7 +727,7 @@
     <w:r>
       <w:tab/>
       <w:tab/>
-      <w:t>2025-09-08</w:t>
+      <w:t>2025-09-10</w:t>
       <w:br/>
       <w:br/>
     </w:r>
